--- a/1952.10/1952年10月28日，与罗瑞卿等人的谈话__LLM初注.docx
+++ b/1952.10/1952年10月28日，与罗瑞卿等人的谈话__LLM初注.docx
@@ -41,11 +41,20 @@
       <w:r>
         <w:rPr>
           <w:rStyle w:val="FootnoteReference"/>
-        </w:rPr>
+          <w:vertAlign w:val="superscript"/>
+        </w:rPr>
+        <w:t>[</w:t>
         <w:footnoteReference w:id="5"/>
-      </w:r>
-      <w:r>
-        <w:rPr/>
+        <w:t>]</w:t>
+      </w:r>
+      <w:r>
+        <w:rPr>
+          <w:rFonts w:hint="eastAsia" w:ascii="黑体" w:hAnsi="黑体" w:eastAsia="黑体" w:cs="黑体"/>
+          <w:sz w:val="44"/>
+          <w:szCs w:val="44"/>
+          <w:vertAlign w:val="baseline"/>
+          <w:lang w:val="en-US" w:eastAsia="zh-CN"/>
+        </w:rPr>
         <w:t xml:space="preserve">等人的谈话</w:t>
       </w:r>
       <w:bookmarkEnd w:id="0"/>
@@ -61,13 +70,16 @@
       </w:r>
       <w:r>
         <w:rPr>
+          <w:rStyle w:val="FootnoteReference"/>
           <w:rFonts w:hint="eastAsia" w:ascii="仿宋" w:hAnsi="仿宋" w:eastAsia="仿宋" w:cs="仿宋"/>
           <w:sz w:val="36"/>
           <w:szCs w:val="36"/>
           <w:vertAlign w:val="superscript"/>
           <w:lang w:val="en-US" w:eastAsia="zh-CN"/>
         </w:rPr>
+        <w:t>[</w:t>
         <w:footnoteReference w:id="0"/>
+        <w:t>]</w:t>
       </w:r>
       <w:r>
         <w:rPr>
@@ -236,21 +248,35 @@
       <w:r>
         <w:rPr>
           <w:rStyle w:val="FootnoteReference"/>
-        </w:rPr>
+          <w:vertAlign w:val="superscript"/>
+        </w:rPr>
+        <w:t>[</w:t>
         <w:footnoteReference w:id="4"/>
-      </w:r>
-      <w:r>
-        <w:rPr/>
+        <w:t>]</w:t>
+      </w:r>
+      <w:r>
+        <w:rPr>
+          <w:rFonts w:hint="eastAsia" w:ascii="仿宋" w:hAnsi="仿宋" w:eastAsia="仿宋"/>
+          <w:sz w:val="32"/>
+          <w:szCs w:val="32"/>
+        </w:rPr>
         <w:t>：“主席，到山东不看孔庙</w:t>
       </w:r>
       <w:r>
         <w:rPr>
           <w:rStyle w:val="FootnoteReference"/>
-        </w:rPr>
+          <w:vertAlign w:val="superscript"/>
+        </w:rPr>
+        <w:t>[</w:t>
         <w:footnoteReference w:id="7"/>
-      </w:r>
-      <w:r>
-        <w:rPr/>
+        <w:t>]</w:t>
+      </w:r>
+      <w:r>
+        <w:rPr>
+          <w:rFonts w:hint="eastAsia" w:ascii="仿宋" w:hAnsi="仿宋" w:eastAsia="仿宋"/>
+          <w:sz w:val="32"/>
+          <w:szCs w:val="32"/>
+        </w:rPr>
         <w:t xml:space="preserve">不好。”</w:t>
       </w:r>
     </w:p>
@@ -350,11 +376,18 @@
       <w:r>
         <w:rPr>
           <w:rStyle w:val="FootnoteReference"/>
-        </w:rPr>
+          <w:vertAlign w:val="superscript"/>
+        </w:rPr>
+        <w:t>[</w:t>
         <w:footnoteReference w:id="6"/>
-      </w:r>
-      <w:r>
-        <w:rPr/>
+        <w:t>]</w:t>
+      </w:r>
+      <w:r>
+        <w:rPr>
+          <w:rFonts w:hint="eastAsia" w:ascii="仿宋" w:hAnsi="仿宋" w:eastAsia="仿宋"/>
+          <w:sz w:val="32"/>
+          <w:szCs w:val="32"/>
+        </w:rPr>
         <w:t xml:space="preserve">下车，参观了孔庙，至今已经</w:t>
       </w:r>
       <w:r>
@@ -713,11 +746,18 @@
       <w:r>
         <w:rPr>
           <w:rStyle w:val="FootnoteReference"/>
-        </w:rPr>
+          <w:vertAlign w:val="superscript"/>
+        </w:rPr>
+        <w:t>[</w:t>
         <w:footnoteReference w:id="10"/>
-      </w:r>
-      <w:r>
-        <w:rPr/>
+        <w:t>]</w:t>
+      </w:r>
+      <w:r>
+        <w:rPr>
+          <w:rFonts w:hint="eastAsia" w:ascii="仿宋" w:hAnsi="仿宋" w:eastAsia="仿宋"/>
+          <w:sz w:val="32"/>
+          <w:szCs w:val="32"/>
+        </w:rPr>
         <w:t xml:space="preserve">。神农都陈，后徙曲阜。这位神农就是炎帝，他是黄帝的兄长，我们常说的炎黄就是指这二人，相传炎帝继伏羲为帝，在位</w:t>
       </w:r>
       <w:r>
@@ -773,11 +813,18 @@
       <w:r>
         <w:rPr>
           <w:rStyle w:val="FootnoteReference"/>
-        </w:rPr>
+          <w:vertAlign w:val="superscript"/>
+        </w:rPr>
+        <w:t>[</w:t>
         <w:footnoteReference w:id="11"/>
-      </w:r>
-      <w:r>
-        <w:rPr/>
+        <w:t>]</w:t>
+      </w:r>
+      <w:r>
+        <w:rPr>
+          <w:rFonts w:hint="eastAsia" w:ascii="仿宋" w:hAnsi="仿宋" w:eastAsia="仿宋"/>
+          <w:sz w:val="32"/>
+          <w:szCs w:val="32"/>
+        </w:rPr>
         <w:t xml:space="preserve">是黄帝的儿子，为嫘祖所生，初降居青阳。黄帝逝世后，公推他继位，迁到曲阜，帝于穷桑，就是现在的寿丘。少昊继黄帝之志，使这个地方发展很快。于是曲阜成了‘少昊文化’的中心，有‘少昊之墟’之称，在中国文化史上占有重要一页。后来曲阜出现了‘奄国故都’的称号。奄在商代长期为王都，到周初，因支持武庚的叛乱，被灭，史书上称为‘灭徐践奄’。商朝到盘庚时，都城由奄迁到殷，即今安阳。</w:t>
       </w:r>
     </w:p>
@@ -866,31 +913,52 @@
       <w:r>
         <w:rPr>
           <w:rStyle w:val="FootnoteReference"/>
-        </w:rPr>
+          <w:vertAlign w:val="superscript"/>
+        </w:rPr>
+        <w:t>[</w:t>
         <w:footnoteReference w:id="13"/>
-      </w:r>
-      <w:r>
-        <w:rPr/>
+        <w:t>]</w:t>
+      </w:r>
+      <w:r>
+        <w:rPr>
+          <w:rFonts w:hint="eastAsia" w:ascii="仿宋" w:hAnsi="仿宋" w:eastAsia="仿宋"/>
+          <w:sz w:val="32"/>
+          <w:szCs w:val="32"/>
+        </w:rPr>
         <w:t xml:space="preserve">为代表的儒家学说，影响更大，一直是中国统治阶级的思想。过一会儿，你们看看孔林</w:t>
       </w:r>
       <w:r>
         <w:rPr>
           <w:rStyle w:val="FootnoteReference"/>
-        </w:rPr>
+          <w:vertAlign w:val="superscript"/>
+        </w:rPr>
+        <w:t>[</w:t>
         <w:footnoteReference w:id="8"/>
-      </w:r>
-      <w:r>
-        <w:rPr/>
+        <w:t>]</w:t>
+      </w:r>
+      <w:r>
+        <w:rPr>
+          <w:rFonts w:hint="eastAsia" w:ascii="仿宋" w:hAnsi="仿宋" w:eastAsia="仿宋"/>
+          <w:sz w:val="32"/>
+          <w:szCs w:val="32"/>
+        </w:rPr>
         <w:t>、孔庙、孔府</w:t>
       </w:r>
       <w:r>
         <w:rPr>
           <w:rStyle w:val="FootnoteReference"/>
-        </w:rPr>
+          <w:vertAlign w:val="superscript"/>
+        </w:rPr>
+        <w:t>[</w:t>
         <w:footnoteReference w:id="9"/>
-      </w:r>
-      <w:r>
-        <w:rPr/>
+        <w:t>]</w:t>
+      </w:r>
+      <w:r>
+        <w:rPr>
+          <w:rFonts w:hint="eastAsia" w:ascii="仿宋" w:hAnsi="仿宋" w:eastAsia="仿宋"/>
+          <w:sz w:val="32"/>
+          <w:szCs w:val="32"/>
+        </w:rPr>
         <w:t xml:space="preserve">就知道了。”</w:t>
       </w:r>
     </w:p>
@@ -949,11 +1017,18 @@
       <w:r>
         <w:rPr>
           <w:rStyle w:val="FootnoteReference"/>
-        </w:rPr>
+          <w:vertAlign w:val="superscript"/>
+        </w:rPr>
+        <w:t>[</w:t>
         <w:footnoteReference w:id="14"/>
-      </w:r>
-      <w:r>
-        <w:rPr/>
+        <w:t>]</w:t>
+      </w:r>
+      <w:r>
+        <w:rPr>
+          <w:rFonts w:hint="eastAsia" w:ascii="仿宋" w:hAnsi="仿宋" w:eastAsia="仿宋"/>
+          <w:sz w:val="32"/>
+          <w:szCs w:val="32"/>
+        </w:rPr>
         <w:t xml:space="preserve">’是孟子对孔子的评价。孟子说：‘伯夷，圣之清者也；伊尹，圣之任者也；柳下惠，圣之和者也；孔子，圣之时者也。孔子之谓集大成。’这里，孟子把孔子和几位先圣先贤进行比较，找出了‘圣’之所在。伯夷，因反对周武王消灭商王朝，逃避到首阳山，不食周粟而死，孟子谓其清者；伊尹是商初大臣，辅助商王太甲，因这位王破坏法治，被他放逐，代理其政，</w:t>
       </w:r>
       <w:r>
@@ -1009,11 +1084,18 @@
       <w:r>
         <w:rPr>
           <w:rStyle w:val="FootnoteReference"/>
-        </w:rPr>
+          <w:vertAlign w:val="superscript"/>
+        </w:rPr>
+        <w:t>[</w:t>
         <w:footnoteReference w:id="15"/>
-      </w:r>
-      <w:r>
-        <w:rPr/>
+        <w:t>]</w:t>
+      </w:r>
+      <w:r>
+        <w:rPr>
+          <w:rFonts w:hint="eastAsia" w:ascii="仿宋" w:hAnsi="仿宋" w:eastAsia="仿宋"/>
+          <w:sz w:val="32"/>
+          <w:szCs w:val="32"/>
+        </w:rPr>
         <w:t xml:space="preserve">’，孔学取得统治地位。唐太宗尊孔子为‘先圣’；唐高宗称孔子为‘文宣王’。宋朝加号孔子为‘先圣文宣王’。元朝加封孔子为‘大成至圣文宣王’。清朝加号孔子为‘大成至圣文宣先师’。”</w:t>
       </w:r>
     </w:p>
@@ -1174,11 +1256,18 @@
       <w:r>
         <w:rPr>
           <w:rStyle w:val="FootnoteReference"/>
-        </w:rPr>
+          <w:vertAlign w:val="superscript"/>
+        </w:rPr>
+        <w:t>[</w:t>
         <w:footnoteReference w:id="12"/>
-      </w:r>
-      <w:r>
-        <w:rPr/>
+        <w:t>]</w:t>
+      </w:r>
+      <w:r>
+        <w:rPr>
+          <w:rFonts w:hint="eastAsia" w:ascii="仿宋" w:hAnsi="仿宋" w:eastAsia="仿宋"/>
+          <w:sz w:val="32"/>
+          <w:szCs w:val="32"/>
+        </w:rPr>
         <w:t xml:space="preserve">’。‘衍圣公’是我国封建社会享有特权的最大贵族。五代时相当于五品官；元朝时提升为三品；到了封建社会末期其地位升得更快：明初为一品文官，地位仅次于丞相。到了清代，‘衍圣公’不但班列阁臣之上，还特许在紫禁城骑马，在宫中的御道上行走。随着孔家社会地位的提高，宅地也不断扩大，而且是在历代王朝支持下扩建的。孔府</w:t>
       </w:r>
       <w:r>
@@ -1509,21 +1598,35 @@
       <w:r>
         <w:rPr>
           <w:rStyle w:val="FootnoteReference"/>
-        </w:rPr>
+          <w:vertAlign w:val="superscript"/>
+        </w:rPr>
+        <w:t>[</w:t>
         <w:footnoteReference w:id="16"/>
-      </w:r>
-      <w:r>
-        <w:rPr/>
+        <w:t>]</w:t>
+      </w:r>
+      <w:r>
+        <w:rPr>
+          <w:rFonts w:hint="eastAsia" w:ascii="仿宋" w:hAnsi="仿宋" w:eastAsia="仿宋"/>
+          <w:sz w:val="32"/>
+          <w:szCs w:val="32"/>
+        </w:rPr>
         <w:t>。孔尚任在写《桃花扇</w:t>
       </w:r>
       <w:r>
         <w:rPr>
           <w:rStyle w:val="FootnoteReference"/>
-        </w:rPr>
+          <w:vertAlign w:val="superscript"/>
+        </w:rPr>
+        <w:t>[</w:t>
         <w:footnoteReference w:id="17"/>
-      </w:r>
-      <w:r>
-        <w:rPr/>
+        <w:t>]</w:t>
+      </w:r>
+      <w:r>
+        <w:rPr>
+          <w:rFonts w:hint="eastAsia" w:ascii="仿宋" w:hAnsi="仿宋" w:eastAsia="仿宋"/>
+          <w:sz w:val="32"/>
+          <w:szCs w:val="32"/>
+        </w:rPr>
         <w:t xml:space="preserve">》时，书桌上常放一把扇面上有桃花的曲阜‘鲁缟’扇，每当揣摩剧中人物，他总爱抖开桃花扇边扇边思考。有一天，孔尚任族里的孔尚镁前来拜访，见他在大风雪天，还摇着那把扇子沉思冥想，就赞叹道：尚任真是如痴如醉啊！据说，孔尚任为了写这部名剧，三易其稿，呕心沥血17年。”</w:t>
       </w:r>
     </w:p>
@@ -1807,21 +1910,35 @@
       <w:r>
         <w:rPr>
           <w:rStyle w:val="FootnoteReference"/>
-        </w:rPr>
+          <w:vertAlign w:val="superscript"/>
+        </w:rPr>
+        <w:t>[</w:t>
         <w:footnoteReference w:id="20"/>
-      </w:r>
-      <w:r>
-        <w:rPr/>
+        <w:t>]</w:t>
+      </w:r>
+      <w:r>
+        <w:rPr>
+          <w:rFonts w:hint="eastAsia" w:ascii="仿宋" w:hAnsi="仿宋" w:eastAsia="仿宋"/>
+          <w:sz w:val="32"/>
+          <w:szCs w:val="32"/>
+        </w:rPr>
         <w:t xml:space="preserve">之后，我们应该组织淮海战役</w:t>
       </w:r>
       <w:r>
         <w:rPr>
           <w:rStyle w:val="FootnoteReference"/>
-        </w:rPr>
+          <w:vertAlign w:val="superscript"/>
+        </w:rPr>
+        <w:t>[</w:t>
         <w:footnoteReference w:id="18"/>
-      </w:r>
-      <w:r>
-        <w:rPr/>
+        <w:t>]</w:t>
+      </w:r>
+      <w:r>
+        <w:rPr>
+          <w:rFonts w:hint="eastAsia" w:ascii="仿宋" w:hAnsi="仿宋" w:eastAsia="仿宋"/>
+          <w:sz w:val="32"/>
+          <w:szCs w:val="32"/>
+        </w:rPr>
         <w:t xml:space="preserve">了。”</w:t>
       </w:r>
     </w:p>
@@ -1877,11 +1994,18 @@
       <w:r>
         <w:rPr>
           <w:rStyle w:val="FootnoteReference"/>
-        </w:rPr>
+          <w:vertAlign w:val="superscript"/>
+        </w:rPr>
+        <w:t>[</w:t>
         <w:footnoteReference w:id="21"/>
-      </w:r>
-      <w:r>
-        <w:rPr/>
+        <w:t>]</w:t>
+      </w:r>
+      <w:r>
+        <w:rPr>
+          <w:rFonts w:hint="eastAsia" w:ascii="仿宋" w:hAnsi="仿宋" w:eastAsia="仿宋"/>
+          <w:sz w:val="32"/>
+          <w:szCs w:val="32"/>
+        </w:rPr>
         <w:t xml:space="preserve">的胜利，使全国的军事形势出现了一个新的转折点。我军与国民党军比较，不但在质量上早已占优势，而且在数量上有了优势。我们前线各部队领导和战士们非常兴奋，大家都希望接着打，打到南京去活捉蒋介石，一直把国民党消灭干净。”</w:t>
       </w:r>
     </w:p>
@@ -1940,11 +2064,18 @@
       <w:r>
         <w:rPr>
           <w:rStyle w:val="FootnoteReference"/>
-        </w:rPr>
+          <w:vertAlign w:val="superscript"/>
+        </w:rPr>
+        <w:t>[</w:t>
         <w:footnoteReference w:id="23"/>
-      </w:r>
-      <w:r>
-        <w:rPr/>
+        <w:t>]</w:t>
+      </w:r>
+      <w:r>
+        <w:rPr>
+          <w:rFonts w:hint="eastAsia" w:ascii="仿宋" w:hAnsi="仿宋" w:eastAsia="仿宋"/>
+          <w:sz w:val="32"/>
+          <w:szCs w:val="32"/>
+        </w:rPr>
         <w:t xml:space="preserve">部</w:t>
       </w:r>
       <w:r>
@@ -1967,11 +2098,18 @@
       <w:r>
         <w:rPr>
           <w:rStyle w:val="FootnoteReference"/>
-        </w:rPr>
+          <w:vertAlign w:val="superscript"/>
+        </w:rPr>
+        <w:t>[</w:t>
         <w:footnoteReference w:id="24"/>
-      </w:r>
-      <w:r>
-        <w:rPr/>
+        <w:t>]</w:t>
+      </w:r>
+      <w:r>
+        <w:rPr>
+          <w:rFonts w:hint="eastAsia" w:ascii="仿宋" w:hAnsi="仿宋" w:eastAsia="仿宋"/>
+          <w:sz w:val="32"/>
+          <w:szCs w:val="32"/>
+        </w:rPr>
         <w:t xml:space="preserve">南段和长江中游地区，钳制我中原野战军主力；以刘峙部及白崇禧的几个兵团共</w:t>
       </w:r>
       <w:r>
@@ -2437,11 +2575,18 @@
       <w:r>
         <w:rPr>
           <w:rStyle w:val="FootnoteReference"/>
-        </w:rPr>
+          <w:vertAlign w:val="superscript"/>
+        </w:rPr>
+        <w:t>[</w:t>
         <w:footnoteReference w:id="22"/>
-      </w:r>
-      <w:r>
-        <w:rPr/>
+        <w:t>]</w:t>
+      </w:r>
+      <w:r>
+        <w:rPr>
+          <w:rFonts w:hint="eastAsia" w:ascii="仿宋" w:hAnsi="仿宋" w:eastAsia="仿宋"/>
+          <w:sz w:val="32"/>
+          <w:szCs w:val="32"/>
+        </w:rPr>
         <w:t xml:space="preserve">集团发起总攻。这时的杜聿明集团已不堪一击。杜聿明企图突围不成，</w:t>
       </w:r>
       <w:r>
@@ -2599,11 +2744,18 @@
       <w:r>
         <w:rPr>
           <w:rStyle w:val="FootnoteReference"/>
-        </w:rPr>
+          <w:vertAlign w:val="superscript"/>
+        </w:rPr>
+        <w:t>[</w:t>
         <w:footnoteReference w:id="19"/>
-      </w:r>
-      <w:r>
-        <w:rPr/>
+        <w:t>]</w:t>
+      </w:r>
+      <w:r>
+        <w:rPr>
+          <w:rFonts w:hint="eastAsia" w:ascii="仿宋" w:hAnsi="仿宋" w:eastAsia="仿宋"/>
+          <w:sz w:val="32"/>
+          <w:szCs w:val="32"/>
+        </w:rPr>
         <w:t xml:space="preserve">都称赞这是奇迹！”</w:t>
       </w:r>
     </w:p>

--- a/1952.10/1952年10月28日，与罗瑞卿等人的谈话__LLM初注.docx
+++ b/1952.10/1952年10月28日，与罗瑞卿等人的谈话__LLM初注.docx
@@ -43,9 +43,16 @@
           <w:rStyle w:val="FootnoteReference"/>
           <w:vertAlign w:val="superscript"/>
         </w:rPr>
-        <w:t>[</w:t>
+        <w:t>[1]</w:t>
+      </w:r>
+      <w:r>
+        <w:rPr>
+          <w:rStyle w:val="FootnoteReference"/>
+          <w:vertAlign w:val="superscript"/>
+          <w:vanish/>
+          <w:specVanish/>
+        </w:rPr>
         <w:footnoteReference w:id="5"/>
-        <w:t>]</w:t>
       </w:r>
       <w:r>
         <w:rPr>
@@ -60,36 +67,19 @@
       <w:bookmarkEnd w:id="0"/>
       <w:r>
         <w:rPr>
-          <w:rFonts w:hint="eastAsia" w:ascii="仿宋" w:hAnsi="仿宋" w:eastAsia="仿宋" w:cs="仿宋"/>
-          <w:sz w:val="36"/>
-          <w:szCs w:val="36"/>
+          <w:rStyle w:val="FootnoteReference"/>
           <w:vertAlign w:val="superscript"/>
-          <w:lang w:val="en-US" w:eastAsia="zh-CN"/>
-        </w:rPr>
-        <w:t>[</w:t>
-      </w:r>
-      <w:r>
-        <w:rPr>
-          <w:rStyle w:val="FootnoteReference"/>
-          <w:rFonts w:hint="eastAsia" w:ascii="仿宋" w:hAnsi="仿宋" w:eastAsia="仿宋" w:cs="仿宋"/>
-          <w:sz w:val="36"/>
-          <w:szCs w:val="36"/>
+        </w:rPr>
+        <w:t>[2]</w:t>
+      </w:r>
+      <w:r>
+        <w:rPr>
+          <w:rStyle w:val="FootnoteReference"/>
           <w:vertAlign w:val="superscript"/>
-          <w:lang w:val="en-US" w:eastAsia="zh-CN"/>
-        </w:rPr>
-        <w:t>[</w:t>
+          <w:vanish/>
+          <w:specVanish/>
+        </w:rPr>
         <w:footnoteReference w:id="0"/>
-        <w:t>]</w:t>
-      </w:r>
-      <w:r>
-        <w:rPr>
-          <w:rFonts w:hint="eastAsia" w:ascii="仿宋" w:hAnsi="仿宋" w:eastAsia="仿宋" w:cs="仿宋"/>
-          <w:sz w:val="36"/>
-          <w:szCs w:val="36"/>
-          <w:vertAlign w:val="superscript"/>
-          <w:lang w:val="en-US" w:eastAsia="zh-CN"/>
-        </w:rPr>
-        <w:t>]</w:t>
       </w:r>
     </w:p>
     <w:p>
@@ -250,9 +240,16 @@
           <w:rStyle w:val="FootnoteReference"/>
           <w:vertAlign w:val="superscript"/>
         </w:rPr>
-        <w:t>[</w:t>
+        <w:t>[3]</w:t>
+      </w:r>
+      <w:r>
+        <w:rPr>
+          <w:rStyle w:val="FootnoteReference"/>
+          <w:vertAlign w:val="superscript"/>
+          <w:vanish/>
+          <w:specVanish/>
+        </w:rPr>
         <w:footnoteReference w:id="4"/>
-        <w:t>]</w:t>
       </w:r>
       <w:r>
         <w:rPr>
@@ -267,9 +264,16 @@
           <w:rStyle w:val="FootnoteReference"/>
           <w:vertAlign w:val="superscript"/>
         </w:rPr>
-        <w:t>[</w:t>
+        <w:t>[4]</w:t>
+      </w:r>
+      <w:r>
+        <w:rPr>
+          <w:rStyle w:val="FootnoteReference"/>
+          <w:vertAlign w:val="superscript"/>
+          <w:vanish/>
+          <w:specVanish/>
+        </w:rPr>
         <w:footnoteReference w:id="7"/>
-        <w:t>]</w:t>
       </w:r>
       <w:r>
         <w:rPr>
@@ -378,9 +382,16 @@
           <w:rStyle w:val="FootnoteReference"/>
           <w:vertAlign w:val="superscript"/>
         </w:rPr>
-        <w:t>[</w:t>
+        <w:t>[5]</w:t>
+      </w:r>
+      <w:r>
+        <w:rPr>
+          <w:rStyle w:val="FootnoteReference"/>
+          <w:vertAlign w:val="superscript"/>
+          <w:vanish/>
+          <w:specVanish/>
+        </w:rPr>
         <w:footnoteReference w:id="6"/>
-        <w:t>]</w:t>
       </w:r>
       <w:r>
         <w:rPr>
@@ -748,9 +759,16 @@
           <w:rStyle w:val="FootnoteReference"/>
           <w:vertAlign w:val="superscript"/>
         </w:rPr>
-        <w:t>[</w:t>
+        <w:t>[6]</w:t>
+      </w:r>
+      <w:r>
+        <w:rPr>
+          <w:rStyle w:val="FootnoteReference"/>
+          <w:vertAlign w:val="superscript"/>
+          <w:vanish/>
+          <w:specVanish/>
+        </w:rPr>
         <w:footnoteReference w:id="10"/>
-        <w:t>]</w:t>
       </w:r>
       <w:r>
         <w:rPr>
@@ -815,9 +833,16 @@
           <w:rStyle w:val="FootnoteReference"/>
           <w:vertAlign w:val="superscript"/>
         </w:rPr>
-        <w:t>[</w:t>
+        <w:t>[7]</w:t>
+      </w:r>
+      <w:r>
+        <w:rPr>
+          <w:rStyle w:val="FootnoteReference"/>
+          <w:vertAlign w:val="superscript"/>
+          <w:vanish/>
+          <w:specVanish/>
+        </w:rPr>
         <w:footnoteReference w:id="11"/>
-        <w:t>]</w:t>
       </w:r>
       <w:r>
         <w:rPr>
@@ -915,9 +940,16 @@
           <w:rStyle w:val="FootnoteReference"/>
           <w:vertAlign w:val="superscript"/>
         </w:rPr>
-        <w:t>[</w:t>
+        <w:t>[8]</w:t>
+      </w:r>
+      <w:r>
+        <w:rPr>
+          <w:rStyle w:val="FootnoteReference"/>
+          <w:vertAlign w:val="superscript"/>
+          <w:vanish/>
+          <w:specVanish/>
+        </w:rPr>
         <w:footnoteReference w:id="13"/>
-        <w:t>]</w:t>
       </w:r>
       <w:r>
         <w:rPr>
@@ -932,9 +964,16 @@
           <w:rStyle w:val="FootnoteReference"/>
           <w:vertAlign w:val="superscript"/>
         </w:rPr>
-        <w:t>[</w:t>
+        <w:t>[9]</w:t>
+      </w:r>
+      <w:r>
+        <w:rPr>
+          <w:rStyle w:val="FootnoteReference"/>
+          <w:vertAlign w:val="superscript"/>
+          <w:vanish/>
+          <w:specVanish/>
+        </w:rPr>
         <w:footnoteReference w:id="8"/>
-        <w:t>]</w:t>
       </w:r>
       <w:r>
         <w:rPr>
@@ -949,9 +988,16 @@
           <w:rStyle w:val="FootnoteReference"/>
           <w:vertAlign w:val="superscript"/>
         </w:rPr>
-        <w:t>[</w:t>
+        <w:t>[10]</w:t>
+      </w:r>
+      <w:r>
+        <w:rPr>
+          <w:rStyle w:val="FootnoteReference"/>
+          <w:vertAlign w:val="superscript"/>
+          <w:vanish/>
+          <w:specVanish/>
+        </w:rPr>
         <w:footnoteReference w:id="9"/>
-        <w:t>]</w:t>
       </w:r>
       <w:r>
         <w:rPr>
@@ -1019,9 +1065,16 @@
           <w:rStyle w:val="FootnoteReference"/>
           <w:vertAlign w:val="superscript"/>
         </w:rPr>
-        <w:t>[</w:t>
+        <w:t>[11]</w:t>
+      </w:r>
+      <w:r>
+        <w:rPr>
+          <w:rStyle w:val="FootnoteReference"/>
+          <w:vertAlign w:val="superscript"/>
+          <w:vanish/>
+          <w:specVanish/>
+        </w:rPr>
         <w:footnoteReference w:id="14"/>
-        <w:t>]</w:t>
       </w:r>
       <w:r>
         <w:rPr>
@@ -1086,9 +1139,16 @@
           <w:rStyle w:val="FootnoteReference"/>
           <w:vertAlign w:val="superscript"/>
         </w:rPr>
-        <w:t>[</w:t>
+        <w:t>[12]</w:t>
+      </w:r>
+      <w:r>
+        <w:rPr>
+          <w:rStyle w:val="FootnoteReference"/>
+          <w:vertAlign w:val="superscript"/>
+          <w:vanish/>
+          <w:specVanish/>
+        </w:rPr>
         <w:footnoteReference w:id="15"/>
-        <w:t>]</w:t>
       </w:r>
       <w:r>
         <w:rPr>
@@ -1258,9 +1318,16 @@
           <w:rStyle w:val="FootnoteReference"/>
           <w:vertAlign w:val="superscript"/>
         </w:rPr>
-        <w:t>[</w:t>
+        <w:t>[13]</w:t>
+      </w:r>
+      <w:r>
+        <w:rPr>
+          <w:rStyle w:val="FootnoteReference"/>
+          <w:vertAlign w:val="superscript"/>
+          <w:vanish/>
+          <w:specVanish/>
+        </w:rPr>
         <w:footnoteReference w:id="12"/>
-        <w:t>]</w:t>
       </w:r>
       <w:r>
         <w:rPr>
@@ -1600,9 +1667,16 @@
           <w:rStyle w:val="FootnoteReference"/>
           <w:vertAlign w:val="superscript"/>
         </w:rPr>
-        <w:t>[</w:t>
+        <w:t>[14]</w:t>
+      </w:r>
+      <w:r>
+        <w:rPr>
+          <w:rStyle w:val="FootnoteReference"/>
+          <w:vertAlign w:val="superscript"/>
+          <w:vanish/>
+          <w:specVanish/>
+        </w:rPr>
         <w:footnoteReference w:id="16"/>
-        <w:t>]</w:t>
       </w:r>
       <w:r>
         <w:rPr>
@@ -1617,9 +1691,16 @@
           <w:rStyle w:val="FootnoteReference"/>
           <w:vertAlign w:val="superscript"/>
         </w:rPr>
-        <w:t>[</w:t>
+        <w:t>[15]</w:t>
+      </w:r>
+      <w:r>
+        <w:rPr>
+          <w:rStyle w:val="FootnoteReference"/>
+          <w:vertAlign w:val="superscript"/>
+          <w:vanish/>
+          <w:specVanish/>
+        </w:rPr>
         <w:footnoteReference w:id="17"/>
-        <w:t>]</w:t>
       </w:r>
       <w:r>
         <w:rPr>
@@ -1912,9 +1993,16 @@
           <w:rStyle w:val="FootnoteReference"/>
           <w:vertAlign w:val="superscript"/>
         </w:rPr>
-        <w:t>[</w:t>
+        <w:t>[16]</w:t>
+      </w:r>
+      <w:r>
+        <w:rPr>
+          <w:rStyle w:val="FootnoteReference"/>
+          <w:vertAlign w:val="superscript"/>
+          <w:vanish/>
+          <w:specVanish/>
+        </w:rPr>
         <w:footnoteReference w:id="20"/>
-        <w:t>]</w:t>
       </w:r>
       <w:r>
         <w:rPr>
@@ -1929,9 +2017,16 @@
           <w:rStyle w:val="FootnoteReference"/>
           <w:vertAlign w:val="superscript"/>
         </w:rPr>
-        <w:t>[</w:t>
+        <w:t>[17]</w:t>
+      </w:r>
+      <w:r>
+        <w:rPr>
+          <w:rStyle w:val="FootnoteReference"/>
+          <w:vertAlign w:val="superscript"/>
+          <w:vanish/>
+          <w:specVanish/>
+        </w:rPr>
         <w:footnoteReference w:id="18"/>
-        <w:t>]</w:t>
       </w:r>
       <w:r>
         <w:rPr>
@@ -1996,9 +2091,16 @@
           <w:rStyle w:val="FootnoteReference"/>
           <w:vertAlign w:val="superscript"/>
         </w:rPr>
-        <w:t>[</w:t>
+        <w:t>[18]</w:t>
+      </w:r>
+      <w:r>
+        <w:rPr>
+          <w:rStyle w:val="FootnoteReference"/>
+          <w:vertAlign w:val="superscript"/>
+          <w:vanish/>
+          <w:specVanish/>
+        </w:rPr>
         <w:footnoteReference w:id="21"/>
-        <w:t>]</w:t>
       </w:r>
       <w:r>
         <w:rPr>
@@ -2066,9 +2168,16 @@
           <w:rStyle w:val="FootnoteReference"/>
           <w:vertAlign w:val="superscript"/>
         </w:rPr>
-        <w:t>[</w:t>
+        <w:t>[19]</w:t>
+      </w:r>
+      <w:r>
+        <w:rPr>
+          <w:rStyle w:val="FootnoteReference"/>
+          <w:vertAlign w:val="superscript"/>
+          <w:vanish/>
+          <w:specVanish/>
+        </w:rPr>
         <w:footnoteReference w:id="23"/>
-        <w:t>]</w:t>
       </w:r>
       <w:r>
         <w:rPr>
@@ -2100,9 +2209,16 @@
           <w:rStyle w:val="FootnoteReference"/>
           <w:vertAlign w:val="superscript"/>
         </w:rPr>
-        <w:t>[</w:t>
+        <w:t>[20]</w:t>
+      </w:r>
+      <w:r>
+        <w:rPr>
+          <w:rStyle w:val="FootnoteReference"/>
+          <w:vertAlign w:val="superscript"/>
+          <w:vanish/>
+          <w:specVanish/>
+        </w:rPr>
         <w:footnoteReference w:id="24"/>
-        <w:t>]</w:t>
       </w:r>
       <w:r>
         <w:rPr>
@@ -2577,9 +2693,16 @@
           <w:rStyle w:val="FootnoteReference"/>
           <w:vertAlign w:val="superscript"/>
         </w:rPr>
-        <w:t>[</w:t>
+        <w:t>[21]</w:t>
+      </w:r>
+      <w:r>
+        <w:rPr>
+          <w:rStyle w:val="FootnoteReference"/>
+          <w:vertAlign w:val="superscript"/>
+          <w:vanish/>
+          <w:specVanish/>
+        </w:rPr>
         <w:footnoteReference w:id="22"/>
-        <w:t>]</w:t>
       </w:r>
       <w:r>
         <w:rPr>
@@ -2746,9 +2869,16 @@
           <w:rStyle w:val="FootnoteReference"/>
           <w:vertAlign w:val="superscript"/>
         </w:rPr>
-        <w:t>[</w:t>
+        <w:t>[22]</w:t>
+      </w:r>
+      <w:r>
+        <w:rPr>
+          <w:rStyle w:val="FootnoteReference"/>
+          <w:vertAlign w:val="superscript"/>
+          <w:vanish/>
+          <w:specVanish/>
+        </w:rPr>
         <w:footnoteReference w:id="19"/>
-        <w:t>]</w:t>
       </w:r>
       <w:r>
         <w:rPr>
@@ -2958,33 +3088,9 @@
       </w:pPr>
       <w:r>
         <w:rPr>
-          <w:rFonts w:hint="eastAsia" w:asciiTheme="minorEastAsia" w:hAnsiTheme="minorEastAsia" w:eastAsiaTheme="minorEastAsia" w:cstheme="minorBidi"/>
-          <w:kern w:val="2"/>
-          <w:sz w:val="21"/>
-          <w:szCs w:val="21"/>
-          <w:lang w:val="en-US" w:eastAsia="zh-CN" w:bidi="ar-SA"/>
-        </w:rPr>
-        <w:t>[</w:t>
-      </w:r>
-      <w:r>
-        <w:rPr>
-          <w:rFonts w:hint="eastAsia" w:asciiTheme="minorEastAsia" w:hAnsiTheme="minorEastAsia" w:eastAsiaTheme="minorEastAsia" w:cstheme="minorBidi"/>
-          <w:kern w:val="2"/>
-          <w:sz w:val="21"/>
-          <w:szCs w:val="21"/>
-          <w:lang w:val="en-US" w:eastAsia="zh-CN" w:bidi="ar-SA"/>
-        </w:rPr>
-        <w:footnoteRef/>
-      </w:r>
-      <w:r>
-        <w:rPr>
-          <w:rFonts w:hint="eastAsia" w:asciiTheme="minorEastAsia" w:hAnsiTheme="minorEastAsia" w:eastAsiaTheme="minorEastAsia" w:cstheme="minorBidi"/>
-          <w:kern w:val="2"/>
-          <w:sz w:val="21"/>
-          <w:szCs w:val="21"/>
-          <w:lang w:val="en-US" w:eastAsia="zh-CN" w:bidi="ar-SA"/>
-        </w:rPr>
-        <w:t>]</w:t>
+          <w:rStyle w:val="FootnoteReference"/>
+        </w:rPr>
+        <w:t>[2]</w:t>
       </w:r>
       <w:r>
         <w:rPr>
@@ -3051,13 +3157,9 @@
       </w:pPr>
       <w:r>
         <w:rPr>
-          <w:rFonts w:asciiTheme="minorEastAsia" w:hAnsiTheme="minorEastAsia" w:eastAsiaTheme="minorEastAsia" w:cstheme="minorBidi"/>
-          <w:kern w:val="2"/>
-          <w:sz w:val="21"/>
-          <w:szCs w:val="21"/>
-          <w:lang w:val="en-US" w:eastAsia="zh-CN" w:bidi="ar-SA"/>
-        </w:rPr>
-        <w:footnoteRef/>
+          <w:rStyle w:val="FootnoteReference"/>
+        </w:rPr>
+        <w:t>[3]</w:t>
       </w:r>
       <w:r>
         <w:rPr>
@@ -3084,13 +3186,9 @@
       </w:pPr>
       <w:r>
         <w:rPr>
-          <w:rFonts w:asciiTheme="minorEastAsia" w:hAnsiTheme="minorEastAsia" w:eastAsiaTheme="minorEastAsia" w:cstheme="minorBidi"/>
-          <w:kern w:val="2"/>
-          <w:sz w:val="21"/>
-          <w:szCs w:val="21"/>
-          <w:lang w:val="en-US" w:eastAsia="zh-CN" w:bidi="ar-SA"/>
-        </w:rPr>
-        <w:footnoteRef/>
+          <w:rStyle w:val="FootnoteReference"/>
+        </w:rPr>
+        <w:t>[1]</w:t>
       </w:r>
       <w:r>
         <w:rPr>
@@ -3117,13 +3215,9 @@
       </w:pPr>
       <w:r>
         <w:rPr>
-          <w:rFonts w:asciiTheme="minorEastAsia" w:hAnsiTheme="minorEastAsia" w:eastAsiaTheme="minorEastAsia" w:cstheme="minorBidi"/>
-          <w:kern w:val="2"/>
-          <w:sz w:val="21"/>
-          <w:szCs w:val="21"/>
-          <w:lang w:val="en-US" w:eastAsia="zh-CN" w:bidi="ar-SA"/>
-        </w:rPr>
-        <w:footnoteRef/>
+          <w:rStyle w:val="FootnoteReference"/>
+        </w:rPr>
+        <w:t>[5]</w:t>
       </w:r>
       <w:r>
         <w:rPr>
@@ -3150,13 +3244,9 @@
       </w:pPr>
       <w:r>
         <w:rPr>
-          <w:rFonts w:asciiTheme="minorEastAsia" w:hAnsiTheme="minorEastAsia" w:eastAsiaTheme="minorEastAsia" w:cstheme="minorBidi"/>
-          <w:kern w:val="2"/>
-          <w:sz w:val="21"/>
-          <w:szCs w:val="21"/>
-          <w:lang w:val="en-US" w:eastAsia="zh-CN" w:bidi="ar-SA"/>
-        </w:rPr>
-        <w:footnoteRef/>
+          <w:rStyle w:val="FootnoteReference"/>
+        </w:rPr>
+        <w:t>[4]</w:t>
       </w:r>
       <w:r>
         <w:rPr>
@@ -3183,13 +3273,9 @@
       </w:pPr>
       <w:r>
         <w:rPr>
-          <w:rFonts w:asciiTheme="minorEastAsia" w:hAnsiTheme="minorEastAsia" w:eastAsiaTheme="minorEastAsia" w:cstheme="minorBidi"/>
-          <w:kern w:val="2"/>
-          <w:sz w:val="21"/>
-          <w:szCs w:val="21"/>
-          <w:lang w:val="en-US" w:eastAsia="zh-CN" w:bidi="ar-SA"/>
-        </w:rPr>
-        <w:footnoteRef/>
+          <w:rStyle w:val="FootnoteReference"/>
+        </w:rPr>
+        <w:t>[9]</w:t>
       </w:r>
       <w:r>
         <w:rPr>
@@ -3216,13 +3302,9 @@
       </w:pPr>
       <w:r>
         <w:rPr>
-          <w:rFonts w:asciiTheme="minorEastAsia" w:hAnsiTheme="minorEastAsia" w:eastAsiaTheme="minorEastAsia" w:cstheme="minorBidi"/>
-          <w:kern w:val="2"/>
-          <w:sz w:val="21"/>
-          <w:szCs w:val="21"/>
-          <w:lang w:val="en-US" w:eastAsia="zh-CN" w:bidi="ar-SA"/>
-        </w:rPr>
-        <w:footnoteRef/>
+          <w:rStyle w:val="FootnoteReference"/>
+        </w:rPr>
+        <w:t>[10]</w:t>
       </w:r>
       <w:r>
         <w:rPr>
@@ -3249,13 +3331,9 @@
       </w:pPr>
       <w:r>
         <w:rPr>
-          <w:rFonts w:asciiTheme="minorEastAsia" w:hAnsiTheme="minorEastAsia" w:eastAsiaTheme="minorEastAsia" w:cstheme="minorBidi"/>
-          <w:kern w:val="2"/>
-          <w:sz w:val="21"/>
-          <w:szCs w:val="21"/>
-          <w:lang w:val="en-US" w:eastAsia="zh-CN" w:bidi="ar-SA"/>
-        </w:rPr>
-        <w:footnoteRef/>
+          <w:rStyle w:val="FootnoteReference"/>
+        </w:rPr>
+        <w:t>[6]</w:t>
       </w:r>
       <w:r>
         <w:rPr>
@@ -3282,13 +3360,9 @@
       </w:pPr>
       <w:r>
         <w:rPr>
-          <w:rFonts w:asciiTheme="minorEastAsia" w:hAnsiTheme="minorEastAsia" w:eastAsiaTheme="minorEastAsia" w:cstheme="minorBidi"/>
-          <w:kern w:val="2"/>
-          <w:sz w:val="21"/>
-          <w:szCs w:val="21"/>
-          <w:lang w:val="en-US" w:eastAsia="zh-CN" w:bidi="ar-SA"/>
-        </w:rPr>
-        <w:footnoteRef/>
+          <w:rStyle w:val="FootnoteReference"/>
+        </w:rPr>
+        <w:t>[7]</w:t>
       </w:r>
       <w:r>
         <w:rPr>
@@ -3315,13 +3389,9 @@
       </w:pPr>
       <w:r>
         <w:rPr>
-          <w:rFonts w:asciiTheme="minorEastAsia" w:hAnsiTheme="minorEastAsia" w:eastAsiaTheme="minorEastAsia" w:cstheme="minorBidi"/>
-          <w:kern w:val="2"/>
-          <w:sz w:val="21"/>
-          <w:szCs w:val="21"/>
-          <w:lang w:val="en-US" w:eastAsia="zh-CN" w:bidi="ar-SA"/>
-        </w:rPr>
-        <w:footnoteRef/>
+          <w:rStyle w:val="FootnoteReference"/>
+        </w:rPr>
+        <w:t>[13]</w:t>
       </w:r>
       <w:r>
         <w:rPr>
@@ -3348,13 +3418,9 @@
       </w:pPr>
       <w:r>
         <w:rPr>
-          <w:rFonts w:asciiTheme="minorEastAsia" w:hAnsiTheme="minorEastAsia" w:eastAsiaTheme="minorEastAsia" w:cstheme="minorBidi"/>
-          <w:kern w:val="2"/>
-          <w:sz w:val="21"/>
-          <w:szCs w:val="21"/>
-          <w:lang w:val="en-US" w:eastAsia="zh-CN" w:bidi="ar-SA"/>
-        </w:rPr>
-        <w:footnoteRef/>
+          <w:rStyle w:val="FootnoteReference"/>
+        </w:rPr>
+        <w:t>[8]</w:t>
       </w:r>
       <w:r>
         <w:rPr>
@@ -3381,13 +3447,9 @@
       </w:pPr>
       <w:r>
         <w:rPr>
-          <w:rFonts w:asciiTheme="minorEastAsia" w:hAnsiTheme="minorEastAsia" w:eastAsiaTheme="minorEastAsia" w:cstheme="minorBidi"/>
-          <w:kern w:val="2"/>
-          <w:sz w:val="21"/>
-          <w:szCs w:val="21"/>
-          <w:lang w:val="en-US" w:eastAsia="zh-CN" w:bidi="ar-SA"/>
-        </w:rPr>
-        <w:footnoteRef/>
+          <w:rStyle w:val="FootnoteReference"/>
+        </w:rPr>
+        <w:t>[11]</w:t>
       </w:r>
       <w:r>
         <w:rPr>
@@ -3414,13 +3476,9 @@
       </w:pPr>
       <w:r>
         <w:rPr>
-          <w:rFonts w:asciiTheme="minorEastAsia" w:hAnsiTheme="minorEastAsia" w:eastAsiaTheme="minorEastAsia" w:cstheme="minorBidi"/>
-          <w:kern w:val="2"/>
-          <w:sz w:val="21"/>
-          <w:szCs w:val="21"/>
-          <w:lang w:val="en-US" w:eastAsia="zh-CN" w:bidi="ar-SA"/>
-        </w:rPr>
-        <w:footnoteRef/>
+          <w:rStyle w:val="FootnoteReference"/>
+        </w:rPr>
+        <w:t>[12]</w:t>
       </w:r>
       <w:r>
         <w:rPr>
@@ -3447,13 +3505,9 @@
       </w:pPr>
       <w:r>
         <w:rPr>
-          <w:rFonts w:asciiTheme="minorEastAsia" w:hAnsiTheme="minorEastAsia" w:eastAsiaTheme="minorEastAsia" w:cstheme="minorBidi"/>
-          <w:kern w:val="2"/>
-          <w:sz w:val="21"/>
-          <w:szCs w:val="21"/>
-          <w:lang w:val="en-US" w:eastAsia="zh-CN" w:bidi="ar-SA"/>
-        </w:rPr>
-        <w:footnoteRef/>
+          <w:rStyle w:val="FootnoteReference"/>
+        </w:rPr>
+        <w:t>[14]</w:t>
       </w:r>
       <w:r>
         <w:rPr>
@@ -3480,13 +3534,9 @@
       </w:pPr>
       <w:r>
         <w:rPr>
-          <w:rFonts w:asciiTheme="minorEastAsia" w:hAnsiTheme="minorEastAsia" w:eastAsiaTheme="minorEastAsia" w:cstheme="minorBidi"/>
-          <w:kern w:val="2"/>
-          <w:sz w:val="21"/>
-          <w:szCs w:val="21"/>
-          <w:lang w:val="en-US" w:eastAsia="zh-CN" w:bidi="ar-SA"/>
-        </w:rPr>
-        <w:footnoteRef/>
+          <w:rStyle w:val="FootnoteReference"/>
+        </w:rPr>
+        <w:t>[15]</w:t>
       </w:r>
       <w:r>
         <w:rPr>
@@ -3513,13 +3563,9 @@
       </w:pPr>
       <w:r>
         <w:rPr>
-          <w:rFonts w:asciiTheme="minorEastAsia" w:hAnsiTheme="minorEastAsia" w:eastAsiaTheme="minorEastAsia" w:cstheme="minorBidi"/>
-          <w:kern w:val="2"/>
-          <w:sz w:val="21"/>
-          <w:szCs w:val="21"/>
-          <w:lang w:val="en-US" w:eastAsia="zh-CN" w:bidi="ar-SA"/>
-        </w:rPr>
-        <w:footnoteRef/>
+          <w:rStyle w:val="FootnoteReference"/>
+        </w:rPr>
+        <w:t>[17]</w:t>
       </w:r>
       <w:r>
         <w:rPr>
@@ -3546,13 +3592,9 @@
       </w:pPr>
       <w:r>
         <w:rPr>
-          <w:rFonts w:asciiTheme="minorEastAsia" w:hAnsiTheme="minorEastAsia" w:eastAsiaTheme="minorEastAsia" w:cstheme="minorBidi"/>
-          <w:kern w:val="2"/>
-          <w:sz w:val="21"/>
-          <w:szCs w:val="21"/>
-          <w:lang w:val="en-US" w:eastAsia="zh-CN" w:bidi="ar-SA"/>
-        </w:rPr>
-        <w:footnoteRef/>
+          <w:rStyle w:val="FootnoteReference"/>
+        </w:rPr>
+        <w:t>[22]</w:t>
       </w:r>
       <w:r>
         <w:rPr>
@@ -3579,13 +3621,9 @@
       </w:pPr>
       <w:r>
         <w:rPr>
-          <w:rFonts w:asciiTheme="minorEastAsia" w:hAnsiTheme="minorEastAsia" w:eastAsiaTheme="minorEastAsia" w:cstheme="minorBidi"/>
-          <w:kern w:val="2"/>
-          <w:sz w:val="21"/>
-          <w:szCs w:val="21"/>
-          <w:lang w:val="en-US" w:eastAsia="zh-CN" w:bidi="ar-SA"/>
-        </w:rPr>
-        <w:footnoteRef/>
+          <w:rStyle w:val="FootnoteReference"/>
+        </w:rPr>
+        <w:t>[16]</w:t>
       </w:r>
       <w:r>
         <w:rPr>
@@ -3612,13 +3650,9 @@
       </w:pPr>
       <w:r>
         <w:rPr>
-          <w:rFonts w:asciiTheme="minorEastAsia" w:hAnsiTheme="minorEastAsia" w:eastAsiaTheme="minorEastAsia" w:cstheme="minorBidi"/>
-          <w:kern w:val="2"/>
-          <w:sz w:val="21"/>
-          <w:szCs w:val="21"/>
-          <w:lang w:val="en-US" w:eastAsia="zh-CN" w:bidi="ar-SA"/>
-        </w:rPr>
-        <w:footnoteRef/>
+          <w:rStyle w:val="FootnoteReference"/>
+        </w:rPr>
+        <w:t>[18]</w:t>
       </w:r>
       <w:r>
         <w:rPr>
@@ -3645,13 +3679,9 @@
       </w:pPr>
       <w:r>
         <w:rPr>
-          <w:rFonts w:asciiTheme="minorEastAsia" w:hAnsiTheme="minorEastAsia" w:eastAsiaTheme="minorEastAsia" w:cstheme="minorBidi"/>
-          <w:kern w:val="2"/>
-          <w:sz w:val="21"/>
-          <w:szCs w:val="21"/>
-          <w:lang w:val="en-US" w:eastAsia="zh-CN" w:bidi="ar-SA"/>
-        </w:rPr>
-        <w:footnoteRef/>
+          <w:rStyle w:val="FootnoteReference"/>
+        </w:rPr>
+        <w:t>[21]</w:t>
       </w:r>
       <w:r>
         <w:rPr>
@@ -3678,13 +3708,9 @@
       </w:pPr>
       <w:r>
         <w:rPr>
-          <w:rFonts w:asciiTheme="minorEastAsia" w:hAnsiTheme="minorEastAsia" w:eastAsiaTheme="minorEastAsia" w:cstheme="minorBidi"/>
-          <w:kern w:val="2"/>
-          <w:sz w:val="21"/>
-          <w:szCs w:val="21"/>
-          <w:lang w:val="en-US" w:eastAsia="zh-CN" w:bidi="ar-SA"/>
-        </w:rPr>
-        <w:footnoteRef/>
+          <w:rStyle w:val="FootnoteReference"/>
+        </w:rPr>
+        <w:t>[19]</w:t>
       </w:r>
       <w:r>
         <w:rPr>
@@ -3711,13 +3737,9 @@
       </w:pPr>
       <w:r>
         <w:rPr>
-          <w:rFonts w:asciiTheme="minorEastAsia" w:hAnsiTheme="minorEastAsia" w:eastAsiaTheme="minorEastAsia" w:cstheme="minorBidi"/>
-          <w:kern w:val="2"/>
-          <w:sz w:val="21"/>
-          <w:szCs w:val="21"/>
-          <w:lang w:val="en-US" w:eastAsia="zh-CN" w:bidi="ar-SA"/>
-        </w:rPr>
-        <w:footnoteRef/>
+          <w:rStyle w:val="FootnoteReference"/>
+        </w:rPr>
+        <w:t>[20]</w:t>
       </w:r>
       <w:r>
         <w:rPr>
